--- a/03_Outputs/final scripts/pt/Module 3/3.4.0-pt.docx
+++ b/03_Outputs/final scripts/pt/Module 3/3.4.0-pt.docx
@@ -14,17 +14,32 @@
     </w:p>
     <w:p>
       <w:r>
-        <w:t xml:space="preserve">A abordagem do PNUD incorpora a inclusão nas estratégias nacionais, como planos de energia e compromissos climáticos, garantindo que grupos vulneráveis — incluindo mulheres, jovens e trabalhadores informais — compartilhem dos benefícios. Ferramentas baseadas em dados, como o Modelo de Avaliação de Empregos Verdes, ajudam os governos a antecipar impactos e a desenhar medidas que protejam as comunidades.  </w:t>
+        <w:t xml:space="preserve">A abordagem do PNUD incorpora a inclusão nas estratégias nacionais, como planos de energia e compromissos climáticos, garantindo que grupos vulneráveis — incluindo mulheres, jovens e trabalhadores informais — compartilhem dos benefícios.  </w:t>
       </w:r>
     </w:p>
     <w:p>
       <w:r>
-        <w:t xml:space="preserve">A democracia energética destaca a governança participativa, onde as comunidades têm voz e acesso equitativo aos recursos. Em Porto Rico, projetos liderados pela comunidade, como instalações hidrelétricas reaproveitadas, mostram como a propriedade local pode aumentar a resiliência quando apoiada por políticas facilitadoras.  </w:t>
+        <w:t xml:space="preserve">Ferramentas baseadas em dados, como o Modelo de Avaliação de Empregos Verdes, ajudam os governos a antecipar impactos e a desenhar medidas que protejam as comunidades.  </w:t>
       </w:r>
     </w:p>
     <w:p>
       <w:r>
-        <w:t xml:space="preserve">Parcerias para Transições Energéticas Justas mobilizam financiamento público e privado para eliminar o carvão e modernizar redes. Na Indonésia, por exemplo, grupos de trabalho dedicados ajudam a alinhar o financiamento às prioridades locais, enfatizando transparência e justiça social.  </w:t>
+        <w:t xml:space="preserve">A democracia energética destaca a governança participativa, onde as comunidades têm voz e acesso equitativo aos recursos.  </w:t>
+      </w:r>
+    </w:p>
+    <w:p>
+      <w:r>
+        <w:t xml:space="preserve">Em Porto Rico, projetos liderados pela comunidade, como instalações hidrelétricas reaproveitadas, mostram como a propriedade local pode aumentar a resiliência quando apoiada por políticas facilitadoras.  </w:t>
+      </w:r>
+    </w:p>
+    <w:p>
+      <w:r>
+        <w:t xml:space="preserve">Parcerias para Transições Energéticas Justas mobilizam financiamento público e privado para eliminar o carvão e modernizar redes.  </w:t>
+      </w:r>
+    </w:p>
+    <w:p>
+      <w:r>
+        <w:t xml:space="preserve">Na Indonésia, por exemplo, grupos de trabalho dedicados ajudam a alinhar o financiamento às prioridades locais, enfatizando transparência e justiça social.  </w:t>
       </w:r>
     </w:p>
     <w:p>
